--- a/downloads/documents/04 Units/Unit 07 - Capstone - Launch Career Readiness and FACS Shark Tank/Lesson 07.11 - Shark Tank Showdown.docx
+++ b/downloads/documents/04 Units/Unit 07 - Capstone - Launch Career Readiness and FACS Shark Tank/Lesson 07.11 - Shark Tank Showdown.docx
@@ -1626,7 +1626,7 @@
         <w:pStyle w:val="Compact"/>
       </w:pPr>
       <w:r>
-        <w:t xml:space="preserve">ELL: the picture panel version of the deck is fully acceptable and is not scored lower; criterion 6’s descriptors score whether the six parts are present and understandable, not the fluency of the English. A student may deliver their part in the home language with a one-sentence English summary from a teammate, and the judge briefing says so, so a judge does not mistake it for an error. The judge sheet and the audience scoring sheet both use the four traits from Lesson 7.3, which are already in Turkish, Portuguese, and Spanish in</w:t>
+        <w:t xml:space="preserve">ELL: the picture panel version of the deck is fully acceptable and is not scored lower; criterion 6’s descriptors score whether the six parts are present and understandable, not the fluency of the English. A student may deliver their part in the home language with a one-sentence English summary from a teammate, and the judge briefing says so, so a judge does not mistake it for an error. The judge sheet and the audience scoring sheet both use the four traits from Lesson 7.3, which are already in Spanish in</w:t>
       </w:r>
       <w:r>
         <w:t xml:space="preserve"> </w:t>
@@ -2413,7 +2413,7 @@
     <w:sectPr>
       <w:headerReference w:type="default" r:id="rId9"/>
       <w:pgSz w:w="12240" w:h="15840"/>
-      <w:pgMar w:top="1440" w:bottom="1440" w:left="1440" w:right="1440" w:header="504"/>
+      <w:pgMar w:top="1296" w:bottom="1296" w:left="1296" w:right="1296" w:header="504"/>
     </w:sectPr>
   </w:body>
 </w:document>

--- a/downloads/documents/04 Units/Unit 07 - Capstone - Launch Career Readiness and FACS Shark Tank/Lesson 07.11 - Shark Tank Showdown.docx
+++ b/downloads/documents/04 Units/Unit 07 - Capstone - Launch Career Readiness and FACS Shark Tank/Lesson 07.11 - Shark Tank Showdown.docx
@@ -719,7 +719,7 @@
         <w:pStyle w:val="BodyText"/>
       </w:pPr>
       <w:r>
-        <w:t xml:space="preserve">The four minutes: the teacher’s 60-second opening to the judges and the class, which does three things and nothing else. Names what the class did in six days (a resume, an interview, customer research with real interviews, unit cost and break-even, a prototype, a 60-second pitch). States the rules out loud so the judges and the students hear them at the same time: 60 seconds to pitch, 90 seconds of questions, the timer ends the pitch, every student in the audience is scoring every team. Then hands off to the first team by name. Do not make a speech. The students are the point.</w:t>
+        <w:t xml:space="preserve">The four minutes: the teacher’s 60-second opening to the judges and the class, which does three things and nothing else. Names what the class did in eleven days (a resume, an interview, customer research with real interviews, unit cost and break-even, a prototype, a 60-second pitch). States the rules out loud so the judges and the students hear them at the same time: 60 seconds to pitch, 90 seconds of questions, the timer ends the pitch, every student in the audience is scoring every team. Then hands off to the first team by name. Do not make a speech. The students are the point.</w:t>
       </w:r>
     </w:p>
     <w:p>

--- a/downloads/documents/04 Units/Unit 07 - Capstone - Launch Career Readiness and FACS Shark Tank/Lesson 07.11 - Shark Tank Showdown.docx
+++ b/downloads/documents/04 Units/Unit 07 - Capstone - Launch Career Readiness and FACS Shark Tank/Lesson 07.11 - Shark Tank Showdown.docx
@@ -836,7 +836,7 @@
               <w:jc w:val="left"/>
             </w:pPr>
             <w:r>
-              <w:t xml:space="preserve">Give the 60-second opening above. Then hold up the audience scoring sheet and say the rule that keeps 27 students working for 25 minutes:</w:t>
+              <w:t xml:space="preserve">Give the 60-second opening above. Then hold up the audience scoring sheet and say the rule that keeps 30 students working for 25 minutes:</w:t>
             </w:r>
             <w:r>
               <w:t xml:space="preserve"> </w:t>
@@ -2314,7 +2314,7 @@
         <w:pStyle w:val="Compact"/>
       </w:pPr>
       <w:r>
-        <w:t xml:space="preserve">The audience scoring sheet is the difference between a good pitch day and chaos. Twenty-seven students with nothing to do for 25 minutes is a behavior problem; twenty-seven students scoring four criteria and casting four votes is a room full of judges.</w:t>
+        <w:t xml:space="preserve">The audience scoring sheet is the difference between a good pitch day and chaos. Thirty students with nothing to do for 25 minutes is a behavior problem; thirty students scoring four criteria and casting four votes is a room full of judges.</w:t>
       </w:r>
     </w:p>
     <w:p>
